--- a/documentacao/arquivos/controle-qualidade/LabMedSys - Modulo Controle da Qualidade - Solicitação de Análise - Visao Geral.docx
+++ b/documentacao/arquivos/controle-qualidade/LabMedSys - Modulo Controle da Qualidade - Solicitação de Análise - Visao Geral.docx
@@ -946,7 +946,7 @@
               <w:rPr>
                 <w:szCs w:val="20"/>
               </w:rPr>
-              <w:t>30/10/2026</w:t>
+              <w:t>03/11/2026</w:t>
             </w:r>
           </w:p>
         </w:tc>
@@ -4254,7 +4254,7 @@
         <w:rPr>
           <w:szCs w:val="20"/>
         </w:rPr>
-        <w:t xml:space="preserve"> o cancelamento das programações por arrasto no calendário (CT-CQ-068, não concluído), a água e o ambiente depois que o banco de teste for corrigido (DV-CQ-008), e as fases A, B, C, E, F e G da rodada 2.</w:t>
+        <w:t xml:space="preserve"> o cancelamento das programações por arrasto no calendário (CT-CQ-068, não concluído), o arrasto da água na agenda (a água passou a carregar e a programar em 03/11/2026, depois do ajuste do DBA no ambiente), e as fases A, B, C, E, F e G da rodada 2.</w:t>
       </w:r>
     </w:p>
     <w:p>
